--- a/tillsyn/A 73880-2021 tillsynsbegäran.docx
+++ b/tillsyn/A 73880-2021 tillsynsbegäran.docx
@@ -1739,7 +1739,7 @@
     <w:r>
       <w:tab/>
       <w:tab/>
-      <w:t>2026-09-14</w:t>
+      <w:t>2026-09-15</w:t>
       <w:br/>
       <w:br/>
     </w:r>

--- a/tillsyn/A 73880-2021 tillsynsbegäran.docx
+++ b/tillsyn/A 73880-2021 tillsynsbegäran.docx
@@ -65,7 +65,7 @@
     </w:p>
     <w:p>
       <w:r>
-        <w:t>I och inom 25 meter från avverkningsanmälan finns fynd av 37 naturvårdsarter, varav 19 är rödlistade, 8 är fridlysta, 26 är typiska (T) och 8 är signalarter (S): bågknotterskinn (VU), garnlav (VU, T), grantickeporing (VU), gränsticka (VU, T), ostticka (VU, T), tajgaskinn (VU), vitskaftad svartspik (VU, T), brunpudrad nållav (NT, T), harticka (NT, T), koralltaggsvamp (NT, T), kristallskinn (NT), kötticka (NT), rosenticka (NT, T), rynkskinn (NT, T), skrovellav (NT, T), talltita (NT, §4), tretåig hackspett (NT, T, §4), ullticka (NT, T), vitgrynig nållav (NT), blodticka (S, T), finbräken (S, T), korallrot (S, T, §8), spindelblomster (S, T, §8), stuplav (S, T), tibast (S, T), vedticka (S, T), ögonpyrola (S, T), hultbräken (T), humleblomster (T), kransmossa (T), nordisk stormhatt (T), torta (T), vanliga skogsvinbär (T), brudsporre (§8), fläcknycklar (§8), myggblomster (§8) och revlummer (§9). Se Figur 1.</w:t>
+        <w:t>I och inom 25 meter från avverkningsanmälan finns fynd av 38 naturvårdsarter, varav 20 är rödlistade, 8 är fridlysta, 26 är typiska (T) och 8 är signalarter (S): bågknotterskinn (VU), garnlav (VU, T), grantickeporing (VU), gränsticka (VU, T), ostticka (VU, T), tajgaskinn (VU), vitskaftad svartspik (VU, T), brunpudrad nållav (NT, T), harticka (NT, T), koralltaggsvamp (NT, T), kristallskinn (NT), kötticka (NT), rosenticka (NT, T), rutspindling (NT), rynkskinn (NT, T), skrovellav (NT, T), talltita (NT, §4), tretåig hackspett (NT, T, §4), ullticka (NT, T), vitgrynig nållav (NT), blodticka (S, T), finbräken (S, T), korallrot (S, T, §8), spindelblomster (S, T, §8), stuplav (S, T), tibast (S, T), vedticka (S, T), ögonpyrola (S, T), hultbräken (T), humleblomster (T), kransmossa (T), nordisk stormhatt (T), torta (T), vanliga skogsvinbär (T), brudsporre (§8), fläcknycklar (§8), myggblomster (§8) och revlummer (§9). Se Figur 1.</w:t>
       </w:r>
     </w:p>
     <w:p>
@@ -371,6 +371,17 @@
       </w:r>
       <w:r>
         <w:t xml:space="preserve"> (Nitare &amp; Skogsstyrelsen, 2019; SLU Artdatabanken, 2024).</w:t>
+      </w:r>
+    </w:p>
+    <w:p>
+      <w:r>
+        <w:rPr>
+          <w:b/>
+        </w:rPr>
+        <w:t>Rutspindling (NT)</w:t>
+      </w:r>
+      <w:r>
+        <w:t xml:space="preserve"> bildar mykorrhiza med gran, i ängsgranskog på fuktig näringsrik mark. Iögonfallande och lätt identifierbar art där lukten på skivorna påminner om lingon. Populationerna minskar genom pågående kraftig kalavverkning av äldre granskogar av denna typ (SLU Artdatabanken, 2024).</w:t>
       </w:r>
     </w:p>
     <w:p>
@@ -1739,7 +1750,7 @@
     <w:r>
       <w:tab/>
       <w:tab/>
-      <w:t>2026-09-15</w:t>
+      <w:t>2026-09-16</w:t>
       <w:br/>
       <w:br/>
     </w:r>

--- a/tillsyn/A 73880-2021 tillsynsbegäran.docx
+++ b/tillsyn/A 73880-2021 tillsynsbegäran.docx
@@ -65,7 +65,7 @@
     </w:p>
     <w:p>
       <w:r>
-        <w:t>I och inom 25 meter från avverkningsanmälan finns fynd av 38 naturvårdsarter, varav 20 är rödlistade, 8 är fridlysta, 26 är typiska (T) och 8 är signalarter (S): bågknotterskinn (VU), garnlav (VU, T), grantickeporing (VU), gränsticka (VU, T), ostticka (VU, T), tajgaskinn (VU), vitskaftad svartspik (VU, T), brunpudrad nållav (NT, T), harticka (NT, T), koralltaggsvamp (NT, T), kristallskinn (NT), kötticka (NT), rosenticka (NT, T), rutspindling (NT), rynkskinn (NT, T), skrovellav (NT, T), talltita (NT, §4), tretåig hackspett (NT, T, §4), ullticka (NT, T), vitgrynig nållav (NT), blodticka (S, T), finbräken (S, T), korallrot (S, T, §8), spindelblomster (S, T, §8), stuplav (S, T), tibast (S, T), vedticka (S, T), ögonpyrola (S, T), hultbräken (T), humleblomster (T), kransmossa (T), nordisk stormhatt (T), torta (T), vanliga skogsvinbär (T), brudsporre (§8), fläcknycklar (§8), myggblomster (§8) och revlummer (§9). Se Figur 1.</w:t>
+        <w:t>I och inom 25 meter från avverkningsanmälan finns fynd av 37 naturvårdsarter, varav 19 är rödlistade, 8 är fridlysta, 26 är typiska (T) och 8 är signalarter (S): bågknotterskinn (VU), garnlav (VU, T), grantickeporing (VU), gränsticka (VU, T), ostticka (VU, T), tajgaskinn (VU), vitskaftad svartspik (VU, T), brunpudrad nållav (NT, T), harticka (NT, T), koralltaggsvamp (NT, T), kristallskinn (NT), kötticka (NT), rosenticka (NT, T), rynkskinn (NT, T), skrovellav (NT, T), talltita (NT, §4), tretåig hackspett (NT, T, §4), ullticka (NT, T), vitgrynig nållav (NT), blodticka (S, T), finbräken (S, T), korallrot (S, T, §8), spindelblomster (S, T, §8), stuplav (S, T), tibast (S, T), vedticka (S, T), ögonpyrola (S, T), hultbräken (T), humleblomster (T), kransmossa (T), nordisk stormhatt (T), torta (T), vanliga skogsvinbär (T), brudsporre (§8), fläcknycklar (§8), myggblomster (§8) och revlummer (§9). Se Figur 1.</w:t>
       </w:r>
     </w:p>
     <w:p>
@@ -371,17 +371,6 @@
       </w:r>
       <w:r>
         <w:t xml:space="preserve"> (Nitare &amp; Skogsstyrelsen, 2019; SLU Artdatabanken, 2024).</w:t>
-      </w:r>
-    </w:p>
-    <w:p>
-      <w:r>
-        <w:rPr>
-          <w:b/>
-        </w:rPr>
-        <w:t>Rutspindling (NT)</w:t>
-      </w:r>
-      <w:r>
-        <w:t xml:space="preserve"> bildar mykorrhiza med gran, i ängsgranskog på fuktig näringsrik mark. Iögonfallande och lätt identifierbar art där lukten på skivorna påminner om lingon. Populationerna minskar genom pågående kraftig kalavverkning av äldre granskogar av denna typ (SLU Artdatabanken, 2024).</w:t>
       </w:r>
     </w:p>
     <w:p>
@@ -1750,7 +1739,7 @@
     <w:r>
       <w:tab/>
       <w:tab/>
-      <w:t>2026-09-16</w:t>
+      <w:t>2026-09-17</w:t>
       <w:br/>
       <w:br/>
     </w:r>

--- a/tillsyn/A 73880-2021 tillsynsbegäran.docx
+++ b/tillsyn/A 73880-2021 tillsynsbegäran.docx
@@ -65,7 +65,7 @@
     </w:p>
     <w:p>
       <w:r>
-        <w:t>I och inom 25 meter från avverkningsanmälan finns fynd av 37 naturvårdsarter, varav 19 är rödlistade, 8 är fridlysta, 26 är typiska (T) och 8 är signalarter (S): bågknotterskinn (VU), garnlav (VU, T), grantickeporing (VU), gränsticka (VU, T), ostticka (VU, T), tajgaskinn (VU), vitskaftad svartspik (VU, T), brunpudrad nållav (NT, T), harticka (NT, T), koralltaggsvamp (NT, T), kristallskinn (NT), kötticka (NT), rosenticka (NT, T), rynkskinn (NT, T), skrovellav (NT, T), talltita (NT, §4), tretåig hackspett (NT, T, §4), ullticka (NT, T), vitgrynig nållav (NT), blodticka (S, T), finbräken (S, T), korallrot (S, T, §8), spindelblomster (S, T, §8), stuplav (S, T), tibast (S, T), vedticka (S, T), ögonpyrola (S, T), hultbräken (T), humleblomster (T), kransmossa (T), nordisk stormhatt (T), torta (T), vanliga skogsvinbär (T), brudsporre (§8), fläcknycklar (§8), myggblomster (§8) och revlummer (§9). Se Figur 1.</w:t>
+        <w:t>I och inom 25 meter från avverkningsanmälan finns fynd av 38 naturvårdsarter, varav 20 är rödlistade, 8 är fridlysta, 26 är typiska (T) och 8 är signalarter (S): bågknotterskinn (VU), garnlav (VU, T), grantickeporing (VU), gränsticka (VU, T), ostticka (VU, T), tajgaskinn (VU), vitskaftad svartspik (VU, T), brunpudrad nållav (NT, T), harticka (NT, T), koralltaggsvamp (NT, T), kristallskinn (NT), kötticka (NT), rosenticka (NT, T), rutspindling (NT), rynkskinn (NT, T), skrovellav (NT, T), talltita (NT, §4), tretåig hackspett (NT, T, §4), ullticka (NT, T), vitgrynig nållav (NT), blodticka (S, T), finbräken (S, T), korallrot (S, T, §8), spindelblomster (S, T, §8), stuplav (S, T), tibast (S, T), vedticka (S, T), ögonpyrola (S, T), hultbräken (T), humleblomster (T), kransmossa (T), nordisk stormhatt (T), torta (T), vanliga skogsvinbär (T), brudsporre (§8), fläcknycklar (§8), myggblomster (§8) och revlummer (§9). Se Figur 1.</w:t>
       </w:r>
     </w:p>
     <w:p>
@@ -371,6 +371,17 @@
       </w:r>
       <w:r>
         <w:t xml:space="preserve"> (Nitare &amp; Skogsstyrelsen, 2019; SLU Artdatabanken, 2024).</w:t>
+      </w:r>
+    </w:p>
+    <w:p>
+      <w:r>
+        <w:rPr>
+          <w:b/>
+        </w:rPr>
+        <w:t>Rutspindling (NT)</w:t>
+      </w:r>
+      <w:r>
+        <w:t xml:space="preserve"> bildar mykorrhiza med gran, i ängsgranskog på fuktig näringsrik mark. Iögonfallande och lätt identifierbar art där lukten på skivorna påminner om lingon. Populationerna minskar genom pågående kraftig kalavverkning av äldre granskogar av denna typ (SLU Artdatabanken, 2024).</w:t>
       </w:r>
     </w:p>
     <w:p>
@@ -1739,7 +1750,7 @@
     <w:r>
       <w:tab/>
       <w:tab/>
-      <w:t>2026-09-17</w:t>
+      <w:t>2026-09-18</w:t>
       <w:br/>
       <w:br/>
     </w:r>

--- a/tillsyn/A 73880-2021 tillsynsbegäran.docx
+++ b/tillsyn/A 73880-2021 tillsynsbegäran.docx
@@ -65,7 +65,7 @@
     </w:p>
     <w:p>
       <w:r>
-        <w:t>I och inom 25 meter från avverkningsanmälan finns fynd av 38 naturvårdsarter, varav 20 är rödlistade, 8 är fridlysta, 26 är typiska (T) och 8 är signalarter (S): bågknotterskinn (VU), garnlav (VU, T), grantickeporing (VU), gränsticka (VU, T), ostticka (VU, T), tajgaskinn (VU), vitskaftad svartspik (VU, T), brunpudrad nållav (NT, T), harticka (NT, T), koralltaggsvamp (NT, T), kristallskinn (NT), kötticka (NT), rosenticka (NT, T), rutspindling (NT), rynkskinn (NT, T), skrovellav (NT, T), talltita (NT, §4), tretåig hackspett (NT, T, §4), ullticka (NT, T), vitgrynig nållav (NT), blodticka (S, T), finbräken (S, T), korallrot (S, T, §8), spindelblomster (S, T, §8), stuplav (S, T), tibast (S, T), vedticka (S, T), ögonpyrola (S, T), hultbräken (T), humleblomster (T), kransmossa (T), nordisk stormhatt (T), torta (T), vanliga skogsvinbär (T), brudsporre (§8), fläcknycklar (§8), myggblomster (§8) och revlummer (§9). Se Figur 1.</w:t>
+        <w:t>I och inom 25 meter från avverkningsanmälan finns fynd av 37 naturvårdsarter, varav 19 är rödlistade, 8 är fridlysta, 26 är typiska (T) och 8 är signalarter (S): bågknotterskinn (VU), garnlav (VU, T), grantickeporing (VU), gränsticka (VU, T), ostticka (VU, T), tajgaskinn (VU), vitskaftad svartspik (VU, T), brunpudrad nållav (NT, T), harticka (NT, T), koralltaggsvamp (NT, T), kristallskinn (NT), kötticka (NT), rosenticka (NT, T), rynkskinn (NT, T), skrovellav (NT, T), talltita (NT, §4), tretåig hackspett (NT, T, §4), ullticka (NT, T), vitgrynig nållav (NT), blodticka (S, T), finbräken (S, T), korallrot (S, T, §8), spindelblomster (S, T, §8), stuplav (S, T), tibast (S, T), vedticka (S, T), ögonpyrola (S, T), hultbräken (T), humleblomster (T), kransmossa (T), nordisk stormhatt (T), torta (T), vanliga skogsvinbär (T), brudsporre (§8), fläcknycklar (§8), myggblomster (§8) och revlummer (§9). Se Figur 1.</w:t>
       </w:r>
     </w:p>
     <w:p>
@@ -371,17 +371,6 @@
       </w:r>
       <w:r>
         <w:t xml:space="preserve"> (Nitare &amp; Skogsstyrelsen, 2019; SLU Artdatabanken, 2024).</w:t>
-      </w:r>
-    </w:p>
-    <w:p>
-      <w:r>
-        <w:rPr>
-          <w:b/>
-        </w:rPr>
-        <w:t>Rutspindling (NT)</w:t>
-      </w:r>
-      <w:r>
-        <w:t xml:space="preserve"> bildar mykorrhiza med gran, i ängsgranskog på fuktig näringsrik mark. Iögonfallande och lätt identifierbar art där lukten på skivorna påminner om lingon. Populationerna minskar genom pågående kraftig kalavverkning av äldre granskogar av denna typ (SLU Artdatabanken, 2024).</w:t>
       </w:r>
     </w:p>
     <w:p>
@@ -1750,7 +1739,7 @@
     <w:r>
       <w:tab/>
       <w:tab/>
-      <w:t>2026-09-18</w:t>
+      <w:t>2026-09-19</w:t>
       <w:br/>
       <w:br/>
     </w:r>

--- a/tillsyn/A 73880-2021 tillsynsbegäran.docx
+++ b/tillsyn/A 73880-2021 tillsynsbegäran.docx
@@ -65,7 +65,7 @@
     </w:p>
     <w:p>
       <w:r>
-        <w:t>I och inom 25 meter från avverkningsanmälan finns fynd av 37 naturvårdsarter, varav 19 är rödlistade, 8 är fridlysta, 26 är typiska (T) och 8 är signalarter (S): bågknotterskinn (VU), garnlav (VU, T), grantickeporing (VU), gränsticka (VU, T), ostticka (VU, T), tajgaskinn (VU), vitskaftad svartspik (VU, T), brunpudrad nållav (NT, T), harticka (NT, T), koralltaggsvamp (NT, T), kristallskinn (NT), kötticka (NT), rosenticka (NT, T), rynkskinn (NT, T), skrovellav (NT, T), talltita (NT, §4), tretåig hackspett (NT, T, §4), ullticka (NT, T), vitgrynig nållav (NT), blodticka (S, T), finbräken (S, T), korallrot (S, T, §8), spindelblomster (S, T, §8), stuplav (S, T), tibast (S, T), vedticka (S, T), ögonpyrola (S, T), hultbräken (T), humleblomster (T), kransmossa (T), nordisk stormhatt (T), torta (T), vanliga skogsvinbär (T), brudsporre (§8), fläcknycklar (§8), myggblomster (§8) och revlummer (§9). Se Figur 1.</w:t>
+        <w:t>I och inom 25 meter från avverkningsanmälan finns fynd av 38 naturvårdsarter, varav 20 är rödlistade, 8 är fridlysta, 26 är typiska (T) och 8 är signalarter (S): bågknotterskinn (VU), garnlav (VU, T), grantickeporing (VU), gränsticka (VU, T), ostticka (VU, T), tajgaskinn (VU), vitskaftad svartspik (VU, T), brunpudrad nållav (NT, T), harticka (NT, T), koralltaggsvamp (NT, T), kristallskinn (NT), kötticka (NT), rosenticka (NT, T), rutspindling (NT), rynkskinn (NT, T), skrovellav (NT, T), talltita (NT, §4), tretåig hackspett (NT, T, §4), ullticka (NT, T), vitgrynig nållav (NT), blodticka (S, T), finbräken (S, T), korallrot (S, T, §8), spindelblomster (S, T, §8), stuplav (S, T), tibast (S, T), vedticka (S, T), ögonpyrola (S, T), hultbräken (T), humleblomster (T), kransmossa (T), nordisk stormhatt (T), torta (T), vanliga skogsvinbär (T), brudsporre (§8), fläcknycklar (§8), myggblomster (§8) och revlummer (§9). Se Figur 1.</w:t>
       </w:r>
     </w:p>
     <w:p>
@@ -371,6 +371,17 @@
       </w:r>
       <w:r>
         <w:t xml:space="preserve"> (Nitare &amp; Skogsstyrelsen, 2019; SLU Artdatabanken, 2024).</w:t>
+      </w:r>
+    </w:p>
+    <w:p>
+      <w:r>
+        <w:rPr>
+          <w:b/>
+        </w:rPr>
+        <w:t>Rutspindling (NT)</w:t>
+      </w:r>
+      <w:r>
+        <w:t xml:space="preserve"> bildar mykorrhiza med gran, i ängsgranskog på fuktig näringsrik mark. Iögonfallande och lätt identifierbar art där lukten på skivorna påminner om lingon. Populationerna minskar genom pågående kraftig kalavverkning av äldre granskogar av denna typ (SLU Artdatabanken, 2024).</w:t>
       </w:r>
     </w:p>
     <w:p>
@@ -1739,7 +1750,7 @@
     <w:r>
       <w:tab/>
       <w:tab/>
-      <w:t>2026-09-19</w:t>
+      <w:t>2026-09-21</w:t>
       <w:br/>
       <w:br/>
     </w:r>

--- a/tillsyn/A 73880-2021 tillsynsbegäran.docx
+++ b/tillsyn/A 73880-2021 tillsynsbegäran.docx
@@ -1750,7 +1750,7 @@
     <w:r>
       <w:tab/>
       <w:tab/>
-      <w:t>2026-09-21</w:t>
+      <w:t>2026-09-23</w:t>
       <w:br/>
       <w:br/>
     </w:r>

--- a/tillsyn/A 73880-2021 tillsynsbegäran.docx
+++ b/tillsyn/A 73880-2021 tillsynsbegäran.docx
@@ -1750,7 +1750,7 @@
     <w:r>
       <w:tab/>
       <w:tab/>
-      <w:t>2026-09-23</w:t>
+      <w:t>2026-09-24</w:t>
       <w:br/>
       <w:br/>
     </w:r>

--- a/tillsyn/A 73880-2021 tillsynsbegäran.docx
+++ b/tillsyn/A 73880-2021 tillsynsbegäran.docx
@@ -1750,7 +1750,7 @@
     <w:r>
       <w:tab/>
       <w:tab/>
-      <w:t>2026-09-24</w:t>
+      <w:t>2026-09-25</w:t>
       <w:br/>
       <w:br/>
     </w:r>

--- a/tillsyn/A 73880-2021 tillsynsbegäran.docx
+++ b/tillsyn/A 73880-2021 tillsynsbegäran.docx
@@ -1750,7 +1750,7 @@
     <w:r>
       <w:tab/>
       <w:tab/>
-      <w:t>2026-09-25</w:t>
+      <w:t>2026-09-26</w:t>
       <w:br/>
       <w:br/>
     </w:r>

--- a/tillsyn/A 73880-2021 tillsynsbegäran.docx
+++ b/tillsyn/A 73880-2021 tillsynsbegäran.docx
@@ -1750,7 +1750,7 @@
     <w:r>
       <w:tab/>
       <w:tab/>
-      <w:t>2026-09-26</w:t>
+      <w:t>2026-09-27</w:t>
       <w:br/>
       <w:br/>
     </w:r>

--- a/tillsyn/A 73880-2021 tillsynsbegäran.docx
+++ b/tillsyn/A 73880-2021 tillsynsbegäran.docx
@@ -1750,7 +1750,7 @@
     <w:r>
       <w:tab/>
       <w:tab/>
-      <w:t>2026-09-27</w:t>
+      <w:t>2026-09-28</w:t>
       <w:br/>
       <w:br/>
     </w:r>

--- a/tillsyn/A 73880-2021 tillsynsbegäran.docx
+++ b/tillsyn/A 73880-2021 tillsynsbegäran.docx
@@ -1750,7 +1750,7 @@
     <w:r>
       <w:tab/>
       <w:tab/>
-      <w:t>2026-09-28</w:t>
+      <w:t>2026-09-29</w:t>
       <w:br/>
       <w:br/>
     </w:r>

--- a/tillsyn/A 73880-2021 tillsynsbegäran.docx
+++ b/tillsyn/A 73880-2021 tillsynsbegäran.docx
@@ -1750,7 +1750,7 @@
     <w:r>
       <w:tab/>
       <w:tab/>
-      <w:t>2026-09-29</w:t>
+      <w:t>2026-09-30</w:t>
       <w:br/>
       <w:br/>
     </w:r>

--- a/tillsyn/A 73880-2021 tillsynsbegäran.docx
+++ b/tillsyn/A 73880-2021 tillsynsbegäran.docx
@@ -1750,7 +1750,7 @@
     <w:r>
       <w:tab/>
       <w:tab/>
-      <w:t>2026-09-30</w:t>
+      <w:t>2026-10-01</w:t>
       <w:br/>
       <w:br/>
     </w:r>

--- a/tillsyn/A 73880-2021 tillsynsbegäran.docx
+++ b/tillsyn/A 73880-2021 tillsynsbegäran.docx
@@ -1750,7 +1750,7 @@
     <w:r>
       <w:tab/>
       <w:tab/>
-      <w:t>2026-10-01</w:t>
+      <w:t>2026-10-02</w:t>
       <w:br/>
       <w:br/>
     </w:r>

--- a/tillsyn/A 73880-2021 tillsynsbegäran.docx
+++ b/tillsyn/A 73880-2021 tillsynsbegäran.docx
@@ -1750,7 +1750,7 @@
     <w:r>
       <w:tab/>
       <w:tab/>
-      <w:t>2026-10-02</w:t>
+      <w:t>2026-10-03</w:t>
       <w:br/>
       <w:br/>
     </w:r>

--- a/tillsyn/A 73880-2021 tillsynsbegäran.docx
+++ b/tillsyn/A 73880-2021 tillsynsbegäran.docx
@@ -1750,7 +1750,7 @@
     <w:r>
       <w:tab/>
       <w:tab/>
-      <w:t>2026-10-03</w:t>
+      <w:t>2026-10-04</w:t>
       <w:br/>
       <w:br/>
     </w:r>

--- a/tillsyn/A 73880-2021 tillsynsbegäran.docx
+++ b/tillsyn/A 73880-2021 tillsynsbegäran.docx
@@ -1750,7 +1750,7 @@
     <w:r>
       <w:tab/>
       <w:tab/>
-      <w:t>2026-10-04</w:t>
+      <w:t>2026-10-05</w:t>
       <w:br/>
       <w:br/>
     </w:r>

--- a/tillsyn/A 73880-2021 tillsynsbegäran.docx
+++ b/tillsyn/A 73880-2021 tillsynsbegäran.docx
@@ -1750,7 +1750,7 @@
     <w:r>
       <w:tab/>
       <w:tab/>
-      <w:t>2026-10-05</w:t>
+      <w:t>2026-10-06</w:t>
       <w:br/>
       <w:br/>
     </w:r>

--- a/tillsyn/A 73880-2021 tillsynsbegäran.docx
+++ b/tillsyn/A 73880-2021 tillsynsbegäran.docx
@@ -1750,7 +1750,7 @@
     <w:r>
       <w:tab/>
       <w:tab/>
-      <w:t>2026-10-06</w:t>
+      <w:t>2026-10-07</w:t>
       <w:br/>
       <w:br/>
     </w:r>

--- a/tillsyn/A 73880-2021 tillsynsbegäran.docx
+++ b/tillsyn/A 73880-2021 tillsynsbegäran.docx
@@ -1750,7 +1750,7 @@
     <w:r>
       <w:tab/>
       <w:tab/>
-      <w:t>2026-10-07</w:t>
+      <w:t>2026-10-08</w:t>
       <w:br/>
       <w:br/>
     </w:r>

--- a/tillsyn/A 73880-2021 tillsynsbegäran.docx
+++ b/tillsyn/A 73880-2021 tillsynsbegäran.docx
@@ -1750,7 +1750,7 @@
     <w:r>
       <w:tab/>
       <w:tab/>
-      <w:t>2026-10-08</w:t>
+      <w:t>2026-10-09</w:t>
       <w:br/>
       <w:br/>
     </w:r>

--- a/tillsyn/A 73880-2021 tillsynsbegäran.docx
+++ b/tillsyn/A 73880-2021 tillsynsbegäran.docx
@@ -1750,7 +1750,7 @@
     <w:r>
       <w:tab/>
       <w:tab/>
-      <w:t>2026-10-09</w:t>
+      <w:t>2026-10-10</w:t>
       <w:br/>
       <w:br/>
     </w:r>

--- a/tillsyn/A 73880-2021 tillsynsbegäran.docx
+++ b/tillsyn/A 73880-2021 tillsynsbegäran.docx
@@ -1750,7 +1750,7 @@
     <w:r>
       <w:tab/>
       <w:tab/>
-      <w:t>2026-10-10</w:t>
+      <w:t>2026-10-11</w:t>
       <w:br/>
       <w:br/>
     </w:r>

--- a/tillsyn/A 73880-2021 tillsynsbegäran.docx
+++ b/tillsyn/A 73880-2021 tillsynsbegäran.docx
@@ -1750,7 +1750,7 @@
     <w:r>
       <w:tab/>
       <w:tab/>
-      <w:t>2026-10-11</w:t>
+      <w:t>2026-10-12</w:t>
       <w:br/>
       <w:br/>
     </w:r>

--- a/tillsyn/A 73880-2021 tillsynsbegäran.docx
+++ b/tillsyn/A 73880-2021 tillsynsbegäran.docx
@@ -1750,7 +1750,7 @@
     <w:r>
       <w:tab/>
       <w:tab/>
-      <w:t>2026-10-12</w:t>
+      <w:t>2026-10-13</w:t>
       <w:br/>
       <w:br/>
     </w:r>

--- a/tillsyn/A 73880-2021 tillsynsbegäran.docx
+++ b/tillsyn/A 73880-2021 tillsynsbegäran.docx
@@ -1750,7 +1750,7 @@
     <w:r>
       <w:tab/>
       <w:tab/>
-      <w:t>2026-10-13</w:t>
+      <w:t>2026-10-14</w:t>
       <w:br/>
       <w:br/>
     </w:r>

--- a/tillsyn/A 73880-2021 tillsynsbegäran.docx
+++ b/tillsyn/A 73880-2021 tillsynsbegäran.docx
@@ -1750,7 +1750,7 @@
     <w:r>
       <w:tab/>
       <w:tab/>
-      <w:t>2026-10-14</w:t>
+      <w:t>2026-10-15</w:t>
       <w:br/>
       <w:br/>
     </w:r>

--- a/tillsyn/A 73880-2021 tillsynsbegäran.docx
+++ b/tillsyn/A 73880-2021 tillsynsbegäran.docx
@@ -1750,7 +1750,7 @@
     <w:r>
       <w:tab/>
       <w:tab/>
-      <w:t>2026-10-15</w:t>
+      <w:t>2026-10-16</w:t>
       <w:br/>
       <w:br/>
     </w:r>

--- a/tillsyn/A 73880-2021 tillsynsbegäran.docx
+++ b/tillsyn/A 73880-2021 tillsynsbegäran.docx
@@ -1750,7 +1750,7 @@
     <w:r>
       <w:tab/>
       <w:tab/>
-      <w:t>2026-10-16</w:t>
+      <w:t>2026-10-17</w:t>
       <w:br/>
       <w:br/>
     </w:r>

--- a/tillsyn/A 73880-2021 tillsynsbegäran.docx
+++ b/tillsyn/A 73880-2021 tillsynsbegäran.docx
@@ -1750,7 +1750,7 @@
     <w:r>
       <w:tab/>
       <w:tab/>
-      <w:t>2026-10-17</w:t>
+      <w:t>2026-10-18</w:t>
       <w:br/>
       <w:br/>
     </w:r>

--- a/tillsyn/A 73880-2021 tillsynsbegäran.docx
+++ b/tillsyn/A 73880-2021 tillsynsbegäran.docx
@@ -1750,7 +1750,7 @@
     <w:r>
       <w:tab/>
       <w:tab/>
-      <w:t>2026-10-18</w:t>
+      <w:t>2026-10-19</w:t>
       <w:br/>
       <w:br/>
     </w:r>

--- a/tillsyn/A 73880-2021 tillsynsbegäran.docx
+++ b/tillsyn/A 73880-2021 tillsynsbegäran.docx
@@ -1750,7 +1750,7 @@
     <w:r>
       <w:tab/>
       <w:tab/>
-      <w:t>2026-10-19</w:t>
+      <w:t>2026-10-20</w:t>
       <w:br/>
       <w:br/>
     </w:r>

--- a/tillsyn/A 73880-2021 tillsynsbegäran.docx
+++ b/tillsyn/A 73880-2021 tillsynsbegäran.docx
@@ -1750,7 +1750,7 @@
     <w:r>
       <w:tab/>
       <w:tab/>
-      <w:t>2026-10-20</w:t>
+      <w:t>2026-10-21</w:t>
       <w:br/>
       <w:br/>
     </w:r>

--- a/tillsyn/A 73880-2021 tillsynsbegäran.docx
+++ b/tillsyn/A 73880-2021 tillsynsbegäran.docx
@@ -1750,7 +1750,7 @@
     <w:r>
       <w:tab/>
       <w:tab/>
-      <w:t>2026-10-21</w:t>
+      <w:t>2026-10-22</w:t>
       <w:br/>
       <w:br/>
     </w:r>

--- a/tillsyn/A 73880-2021 tillsynsbegäran.docx
+++ b/tillsyn/A 73880-2021 tillsynsbegäran.docx
@@ -1750,7 +1750,7 @@
     <w:r>
       <w:tab/>
       <w:tab/>
-      <w:t>2026-10-22</w:t>
+      <w:t>2026-10-23</w:t>
       <w:br/>
       <w:br/>
     </w:r>

--- a/tillsyn/A 73880-2021 tillsynsbegäran.docx
+++ b/tillsyn/A 73880-2021 tillsynsbegäran.docx
@@ -1750,7 +1750,7 @@
     <w:r>
       <w:tab/>
       <w:tab/>
-      <w:t>2026-10-23</w:t>
+      <w:t>2026-10-24</w:t>
       <w:br/>
       <w:br/>
     </w:r>

--- a/tillsyn/A 73880-2021 tillsynsbegäran.docx
+++ b/tillsyn/A 73880-2021 tillsynsbegäran.docx
@@ -1750,7 +1750,7 @@
     <w:r>
       <w:tab/>
       <w:tab/>
-      <w:t>2026-10-24</w:t>
+      <w:t>2026-10-25</w:t>
       <w:br/>
       <w:br/>
     </w:r>

--- a/tillsyn/A 73880-2021 tillsynsbegäran.docx
+++ b/tillsyn/A 73880-2021 tillsynsbegäran.docx
@@ -1750,7 +1750,7 @@
     <w:r>
       <w:tab/>
       <w:tab/>
-      <w:t>2026-10-25</w:t>
+      <w:t>2026-10-26</w:t>
       <w:br/>
       <w:br/>
     </w:r>

--- a/tillsyn/A 73880-2021 tillsynsbegäran.docx
+++ b/tillsyn/A 73880-2021 tillsynsbegäran.docx
@@ -1750,7 +1750,7 @@
     <w:r>
       <w:tab/>
       <w:tab/>
-      <w:t>2026-10-26</w:t>
+      <w:t>2026-10-27</w:t>
       <w:br/>
       <w:br/>
     </w:r>

--- a/tillsyn/A 73880-2021 tillsynsbegäran.docx
+++ b/tillsyn/A 73880-2021 tillsynsbegäran.docx
@@ -1750,7 +1750,7 @@
     <w:r>
       <w:tab/>
       <w:tab/>
-      <w:t>2026-10-27</w:t>
+      <w:t>2026-10-28</w:t>
       <w:br/>
       <w:br/>
     </w:r>

--- a/tillsyn/A 73880-2021 tillsynsbegäran.docx
+++ b/tillsyn/A 73880-2021 tillsynsbegäran.docx
@@ -1750,7 +1750,7 @@
     <w:r>
       <w:tab/>
       <w:tab/>
-      <w:t>2026-10-28</w:t>
+      <w:t>2026-10-29</w:t>
       <w:br/>
       <w:br/>
     </w:r>

--- a/tillsyn/A 73880-2021 tillsynsbegäran.docx
+++ b/tillsyn/A 73880-2021 tillsynsbegäran.docx
@@ -1750,7 +1750,7 @@
     <w:r>
       <w:tab/>
       <w:tab/>
-      <w:t>2026-10-29</w:t>
+      <w:t>2026-10-31</w:t>
       <w:br/>
       <w:br/>
     </w:r>
